--- a/ТЕОРИЯ/Теория-Дидо.docx
+++ b/ТЕОРИЯ/Теория-Дидо.docx
@@ -513,53 +513,16 @@
     </w:p>
     <w:p>
       <w:pPr>
-        <w:pStyle w:val="TOC2"/>
-        <w:tabs>
-          <w:tab w:val="right" w:leader="dot" w:pos="9062"/>
-        </w:tabs>
-        <w:spacing w:after="120"/>
-        <w:ind w:left="680" w:right="680"/>
-        <w:rPr>
-          <w:rFonts w:ascii="Times New Roman" w:hAnsi="Times New Roman" w:cs="Times New Roman"/>
-        </w:rPr>
-      </w:pPr>
-    </w:p>
-    <w:p>
-      <w:pPr>
-        <w:ind w:left="680" w:right="680"/>
+        <w:ind w:right="680"/>
         <w:rPr>
           <w:rFonts w:ascii="Times New Roman" w:eastAsia="Times New Roman" w:hAnsi="Times New Roman" w:cs="Times New Roman"/>
           <w:b/>
           <w:bCs/>
           <w:kern w:val="36"/>
-          <w:lang w:eastAsia="bg-BG"/>
+          <w:lang w:val="en-US" w:eastAsia="bg-BG"/>
           <w14:ligatures w14:val="none"/>
         </w:rPr>
       </w:pPr>
-    </w:p>
-    <w:p>
-      <w:pPr>
-        <w:ind w:left="680" w:right="680"/>
-        <w:rPr>
-          <w:rFonts w:ascii="Times New Roman" w:eastAsia="Times New Roman" w:hAnsi="Times New Roman" w:cs="Times New Roman"/>
-          <w:b/>
-          <w:bCs/>
-          <w:kern w:val="36"/>
-          <w:lang w:eastAsia="bg-BG"/>
-          <w14:ligatures w14:val="none"/>
-        </w:rPr>
-      </w:pPr>
-      <w:r>
-        <w:rPr>
-          <w:rFonts w:ascii="Times New Roman" w:eastAsia="Times New Roman" w:hAnsi="Times New Roman" w:cs="Times New Roman"/>
-          <w:b/>
-          <w:bCs/>
-          <w:kern w:val="36"/>
-          <w:lang w:eastAsia="bg-BG"/>
-          <w14:ligatures w14:val="none"/>
-        </w:rPr>
-        <w:br w:type="page"/>
-      </w:r>
     </w:p>
     <w:sdt>
       <w:sdtPr>
@@ -578,27 +541,14 @@
       <w:sdtContent>
         <w:p>
           <w:pPr>
-            <w:ind w:left="680" w:right="680"/>
+            <w:ind w:right="680"/>
             <w:rPr>
               <w:rFonts w:ascii="Times New Roman" w:hAnsi="Times New Roman" w:cs="Times New Roman"/>
               <w:sz w:val="32"/>
               <w:szCs w:val="32"/>
+              <w:lang w:val="en-US"/>
             </w:rPr>
           </w:pPr>
-        </w:p>
-        <w:p>
-          <w:pPr>
-            <w:ind w:left="680" w:right="680"/>
-            <w:rPr>
-              <w:rFonts w:ascii="Times New Roman" w:hAnsi="Times New Roman" w:cs="Times New Roman"/>
-            </w:rPr>
-          </w:pPr>
-          <w:r>
-            <w:rPr>
-              <w:rFonts w:ascii="Times New Roman" w:hAnsi="Times New Roman" w:cs="Times New Roman"/>
-            </w:rPr>
-            <w:br w:type="page"/>
-          </w:r>
         </w:p>
         <w:sdt>
           <w:sdtPr>
@@ -4035,6 +3985,13 @@
             <w:p>
               <w:pPr>
                 <w:ind w:left="680" w:right="680"/>
+                <w:rPr>
+                  <w:rFonts w:ascii="Times New Roman" w:hAnsi="Times New Roman" w:cs="Times New Roman"/>
+                  <w:b/>
+                  <w:bCs/>
+                  <w:sz w:val="28"/>
+                  <w:szCs w:val="28"/>
+                </w:rPr>
               </w:pPr>
               <w:r>
                 <w:rPr>
@@ -4047,14 +4004,6 @@
             </w:p>
           </w:sdtContent>
         </w:sdt>
-        <w:p>
-          <w:pPr>
-            <w:ind w:left="680" w:right="680"/>
-            <w:rPr>
-              <w:rFonts w:ascii="Times New Roman" w:hAnsi="Times New Roman" w:cs="Times New Roman"/>
-            </w:rPr>
-          </w:pPr>
-        </w:p>
       </w:sdtContent>
     </w:sdt>
     <w:p>
@@ -4062,6 +4011,10 @@
         <w:ind w:left="680" w:right="680"/>
         <w:rPr>
           <w:rFonts w:ascii="Times New Roman" w:hAnsi="Times New Roman" w:cs="Times New Roman"/>
+          <w:b/>
+          <w:bCs/>
+          <w:sz w:val="28"/>
+          <w:szCs w:val="28"/>
         </w:rPr>
       </w:pPr>
       <w:r>
@@ -4089,46 +4042,6 @@
         </w:rPr>
         <w:fldChar w:fldCharType="end"/>
       </w:r>
-    </w:p>
-    <w:p>
-      <w:pPr>
-        <w:pStyle w:val="TOC1"/>
-        <w:tabs>
-          <w:tab w:val="right" w:leader="dot" w:pos="9060"/>
-        </w:tabs>
-        <w:spacing w:after="120"/>
-        <w:ind w:left="680" w:right="680"/>
-        <w:rPr>
-          <w:rStyle w:val="Hyperlink"/>
-          <w:rFonts w:ascii="Times New Roman" w:hAnsi="Times New Roman" w:cs="Times New Roman"/>
-        </w:rPr>
-      </w:pPr>
-    </w:p>
-    <w:p>
-      <w:pPr>
-        <w:ind w:left="680" w:right="680"/>
-        <w:rPr>
-          <w:rFonts w:ascii="Times New Roman" w:hAnsi="Times New Roman" w:cs="Times New Roman"/>
-        </w:rPr>
-      </w:pPr>
-    </w:p>
-    <w:p>
-      <w:pPr>
-        <w:ind w:left="680" w:right="680"/>
-        <w:rPr>
-          <w:rFonts w:ascii="Times New Roman" w:hAnsi="Times New Roman" w:cs="Times New Roman"/>
-          <w:b/>
-          <w:bCs/>
-          <w:noProof/>
-          <w:lang w:val="en-US"/>
-        </w:rPr>
-      </w:pPr>
-      <w:r>
-        <w:rPr>
-          <w:rFonts w:ascii="Times New Roman" w:hAnsi="Times New Roman" w:cs="Times New Roman"/>
-        </w:rPr>
-        <w:br w:type="page"/>
-      </w:r>
       <w:r>
         <w:rPr>
           <w:rFonts w:ascii="Times New Roman" w:hAnsi="Times New Roman" w:cs="Times New Roman"/>
@@ -4153,23 +4066,6 @@
         </w:rPr>
         <w:fldChar w:fldCharType="separate"/>
       </w:r>
-    </w:p>
-    <w:p>
-      <w:pPr>
-        <w:pStyle w:val="TOC2"/>
-        <w:tabs>
-          <w:tab w:val="right" w:pos="9060"/>
-        </w:tabs>
-        <w:spacing w:after="120"/>
-        <w:ind w:left="680" w:right="680"/>
-        <w:rPr>
-          <w:rFonts w:ascii="Times New Roman" w:hAnsi="Times New Roman" w:cs="Times New Roman"/>
-          <w:b/>
-          <w:bCs/>
-          <w:noProof/>
-          <w:lang w:val="en-US"/>
-        </w:rPr>
-      </w:pPr>
     </w:p>
     <w:p>
       <w:pPr>
